--- a/Node/node.docx
+++ b/Node/node.docx
@@ -10,54 +10,14 @@
     <w:p/>
     <w:p>
       <w:r>
+        <w:rPr>
+          <w:noProof/>
+        </w:rPr>
         <w:drawing>
           <wp:inline distT="0" distB="0" distL="0" distR="0" wp14:anchorId="0605FA9E" wp14:editId="2E6C211E">
             <wp:extent cx="4505954" cy="3562847"/>
             <wp:effectExtent l="0" t="0" r="9525" b="0"/>
             <wp:docPr id="3" name="Imagen 3"/>
-            <wp:cNvGraphicFramePr>
-              <a:graphicFrameLocks xmlns:a="http://schemas.openxmlformats.org/drawingml/2006/main" noChangeAspect="1"/>
-            </wp:cNvGraphicFramePr>
-            <a:graphic xmlns:a="http://schemas.openxmlformats.org/drawingml/2006/main">
-              <a:graphicData uri="http://schemas.openxmlformats.org/drawingml/2006/picture">
-                <pic:pic xmlns:pic="http://schemas.openxmlformats.org/drawingml/2006/picture">
-                  <pic:nvPicPr>
-                    <pic:cNvPr id="1" name=""/>
-                    <pic:cNvPicPr/>
-                  </pic:nvPicPr>
-                  <pic:blipFill>
-                    <a:blip r:embed="rId4"/>
-                    <a:stretch>
-                      <a:fillRect/>
-                    </a:stretch>
-                  </pic:blipFill>
-                  <pic:spPr>
-                    <a:xfrm>
-                      <a:off x="0" y="0"/>
-                      <a:ext cx="4505954" cy="3562847"/>
-                    </a:xfrm>
-                    <a:prstGeom prst="rect">
-                      <a:avLst/>
-                    </a:prstGeom>
-                  </pic:spPr>
-                </pic:pic>
-              </a:graphicData>
-            </a:graphic>
-          </wp:inline>
-        </w:drawing>
-      </w:r>
-    </w:p>
-    <w:p/>
-    <w:p/>
-    <w:p/>
-    <w:p/>
-    <w:p>
-      <w:r>
-        <w:drawing>
-          <wp:inline distT="0" distB="0" distL="0" distR="0" wp14:anchorId="7A348382" wp14:editId="152F5033">
-            <wp:extent cx="4315460" cy="2371240"/>
-            <wp:effectExtent l="0" t="0" r="8890" b="0"/>
-            <wp:docPr id="2" name="Imagen 2"/>
             <wp:cNvGraphicFramePr>
               <a:graphicFrameLocks xmlns:a="http://schemas.openxmlformats.org/drawingml/2006/main" noChangeAspect="1"/>
             </wp:cNvGraphicFramePr>
@@ -77,7 +37,7 @@
                   <pic:spPr>
                     <a:xfrm>
                       <a:off x="0" y="0"/>
-                      <a:ext cx="4327752" cy="2377994"/>
+                      <a:ext cx="4505954" cy="3562847"/>
                     </a:xfrm>
                     <a:prstGeom prst="rect">
                       <a:avLst/>
@@ -92,13 +52,18 @@
     </w:p>
     <w:p/>
     <w:p/>
-    <w:p>
-      <w:r>
+    <w:p/>
+    <w:p/>
+    <w:p>
+      <w:r>
+        <w:rPr>
+          <w:noProof/>
+        </w:rPr>
         <w:drawing>
-          <wp:inline distT="0" distB="0" distL="0" distR="0" wp14:anchorId="63EA98AD" wp14:editId="071ECDA1">
-            <wp:extent cx="5612130" cy="3285641"/>
-            <wp:effectExtent l="0" t="0" r="7620" b="0"/>
-            <wp:docPr id="1" name="Imagen 1"/>
+          <wp:inline distT="0" distB="0" distL="0" distR="0" wp14:anchorId="7A348382" wp14:editId="152F5033">
+            <wp:extent cx="4315460" cy="2371240"/>
+            <wp:effectExtent l="0" t="0" r="8890" b="0"/>
+            <wp:docPr id="2" name="Imagen 2"/>
             <wp:cNvGraphicFramePr>
               <a:graphicFrameLocks xmlns:a="http://schemas.openxmlformats.org/drawingml/2006/main" noChangeAspect="1"/>
             </wp:cNvGraphicFramePr>
@@ -118,7 +83,7 @@
                   <pic:spPr>
                     <a:xfrm>
                       <a:off x="0" y="0"/>
-                      <a:ext cx="5622563" cy="3291749"/>
+                      <a:ext cx="4327752" cy="2377994"/>
                     </a:xfrm>
                     <a:prstGeom prst="rect">
                       <a:avLst/>
@@ -135,11 +100,14 @@
     <w:p/>
     <w:p>
       <w:r>
+        <w:rPr>
+          <w:noProof/>
+        </w:rPr>
         <w:drawing>
-          <wp:inline distT="0" distB="0" distL="0" distR="0" wp14:anchorId="5138DAB7" wp14:editId="6E95A2C9">
-            <wp:extent cx="5612130" cy="3907790"/>
+          <wp:inline distT="0" distB="0" distL="0" distR="0" wp14:anchorId="63EA98AD" wp14:editId="071ECDA1">
+            <wp:extent cx="5612130" cy="3285641"/>
             <wp:effectExtent l="0" t="0" r="7620" b="0"/>
-            <wp:docPr id="4" name="Imagen 4"/>
+            <wp:docPr id="1" name="Imagen 1"/>
             <wp:cNvGraphicFramePr>
               <a:graphicFrameLocks xmlns:a="http://schemas.openxmlformats.org/drawingml/2006/main" noChangeAspect="1"/>
             </wp:cNvGraphicFramePr>
@@ -159,6 +127,50 @@
                   <pic:spPr>
                     <a:xfrm>
                       <a:off x="0" y="0"/>
+                      <a:ext cx="5622563" cy="3291749"/>
+                    </a:xfrm>
+                    <a:prstGeom prst="rect">
+                      <a:avLst/>
+                    </a:prstGeom>
+                  </pic:spPr>
+                </pic:pic>
+              </a:graphicData>
+            </a:graphic>
+          </wp:inline>
+        </w:drawing>
+      </w:r>
+    </w:p>
+    <w:p/>
+    <w:p/>
+    <w:p>
+      <w:r>
+        <w:rPr>
+          <w:noProof/>
+        </w:rPr>
+        <w:drawing>
+          <wp:inline distT="0" distB="0" distL="0" distR="0" wp14:anchorId="5138DAB7" wp14:editId="6E95A2C9">
+            <wp:extent cx="5612130" cy="3907790"/>
+            <wp:effectExtent l="0" t="0" r="7620" b="0"/>
+            <wp:docPr id="4" name="Imagen 4"/>
+            <wp:cNvGraphicFramePr>
+              <a:graphicFrameLocks xmlns:a="http://schemas.openxmlformats.org/drawingml/2006/main" noChangeAspect="1"/>
+            </wp:cNvGraphicFramePr>
+            <a:graphic xmlns:a="http://schemas.openxmlformats.org/drawingml/2006/main">
+              <a:graphicData uri="http://schemas.openxmlformats.org/drawingml/2006/picture">
+                <pic:pic xmlns:pic="http://schemas.openxmlformats.org/drawingml/2006/picture">
+                  <pic:nvPicPr>
+                    <pic:cNvPr id="1" name=""/>
+                    <pic:cNvPicPr/>
+                  </pic:nvPicPr>
+                  <pic:blipFill>
+                    <a:blip r:embed="rId8"/>
+                    <a:stretch>
+                      <a:fillRect/>
+                    </a:stretch>
+                  </pic:blipFill>
+                  <pic:spPr>
+                    <a:xfrm>
+                      <a:off x="0" y="0"/>
                       <a:ext cx="5612130" cy="3907790"/>
                     </a:xfrm>
                     <a:prstGeom prst="rect">
@@ -174,6 +186,315 @@
     </w:p>
     <w:p/>
     <w:p>
+      <w:r>
+        <w:t xml:space="preserve">Node.js es un entorno de ejecución de JavaScript fuera del navegador web. Permite ejecutar código JavaScript directamente en el servidor o en tu computadora para construir aplicaciones de </w:t>
+      </w:r>
+      <w:proofErr w:type="spellStart"/>
+      <w:r>
+        <w:t>backend</w:t>
+      </w:r>
+      <w:proofErr w:type="spellEnd"/>
+      <w:r>
+        <w:t xml:space="preserve">, </w:t>
+      </w:r>
+      <w:proofErr w:type="spellStart"/>
+      <w:r>
+        <w:t>APIs</w:t>
+      </w:r>
+      <w:proofErr w:type="spellEnd"/>
+      <w:r>
+        <w:t>, herramientas de terminal y microservicios.</w:t>
+      </w:r>
+    </w:p>
+    <w:p/>
+    <w:p>
+      <w:r>
+        <w:rPr>
+          <w:noProof/>
+        </w:rPr>
+        <w:drawing>
+          <wp:inline distT="0" distB="0" distL="0" distR="0" wp14:anchorId="2B3A7090" wp14:editId="66E6F8EB">
+            <wp:extent cx="5612130" cy="2369078"/>
+            <wp:effectExtent l="0" t="0" r="7620" b="0"/>
+            <wp:docPr id="6" name="Imagen 6" descr="Arquitectura interna de Node.js, generada por IA"/>
+            <wp:cNvGraphicFramePr>
+              <a:graphicFrameLocks xmlns:a="http://schemas.openxmlformats.org/drawingml/2006/main" noChangeAspect="1"/>
+            </wp:cNvGraphicFramePr>
+            <a:graphic xmlns:a="http://schemas.openxmlformats.org/drawingml/2006/main">
+              <a:graphicData uri="http://schemas.openxmlformats.org/drawingml/2006/picture">
+                <pic:pic xmlns:pic="http://schemas.openxmlformats.org/drawingml/2006/picture">
+                  <pic:nvPicPr>
+                    <pic:cNvPr id="0" name="Picture 1" descr="Arquitectura interna de Node.js, generada por IA"/>
+                    <pic:cNvPicPr>
+                      <a:picLocks noChangeAspect="1" noChangeArrowheads="1"/>
+                    </pic:cNvPicPr>
+                  </pic:nvPicPr>
+                  <pic:blipFill>
+                    <a:blip r:embed="rId9">
+                      <a:extLst>
+                        <a:ext uri="{28A0092B-C50C-407E-A947-70E740481C1C}">
+                          <a14:useLocalDpi xmlns:a14="http://schemas.microsoft.com/office/drawing/2010/main" val="0"/>
+                        </a:ext>
+                      </a:extLst>
+                    </a:blip>
+                    <a:srcRect/>
+                    <a:stretch>
+                      <a:fillRect/>
+                    </a:stretch>
+                  </pic:blipFill>
+                  <pic:spPr bwMode="auto">
+                    <a:xfrm>
+                      <a:off x="0" y="0"/>
+                      <a:ext cx="5612130" cy="2369078"/>
+                    </a:xfrm>
+                    <a:prstGeom prst="rect">
+                      <a:avLst/>
+                    </a:prstGeom>
+                    <a:noFill/>
+                    <a:ln>
+                      <a:noFill/>
+                    </a:ln>
+                  </pic:spPr>
+                </pic:pic>
+              </a:graphicData>
+            </a:graphic>
+          </wp:inline>
+        </w:drawing>
+      </w:r>
+    </w:p>
+    <w:p/>
+    <w:p>
+      <w:pPr>
+        <w:pStyle w:val="NormalWeb"/>
+      </w:pPr>
+      <w:r>
+        <w:rPr>
+          <w:b/>
+          <w:bCs/>
+        </w:rPr>
+        <w:t>Características principales</w:t>
+      </w:r>
+    </w:p>
+    <w:p>
+      <w:pPr>
+        <w:pStyle w:val="NormalWeb"/>
+        <w:numPr>
+          <w:ilvl w:val="0"/>
+          <w:numId w:val="1"/>
+        </w:numPr>
+      </w:pPr>
+      <w:r>
+        <w:rPr>
+          <w:b/>
+          <w:bCs/>
+        </w:rPr>
+        <w:t>Motor V8:</w:t>
+      </w:r>
+      <w:r>
+        <w:t xml:space="preserve"> Utiliza el motor de Google Chrome para traducir JavaScript a lenguaje máquina de alta velocidad.</w:t>
+      </w:r>
+    </w:p>
+    <w:p>
+      <w:pPr>
+        <w:pStyle w:val="NormalWeb"/>
+        <w:numPr>
+          <w:ilvl w:val="0"/>
+          <w:numId w:val="1"/>
+        </w:numPr>
+      </w:pPr>
+      <w:r>
+        <w:rPr>
+          <w:b/>
+          <w:bCs/>
+        </w:rPr>
+        <w:t>Modelo Asíncrono e Orientado a Eventos:</w:t>
+      </w:r>
+      <w:r>
+        <w:t xml:space="preserve"> Maneja múltiples tareas simultáneas sin bloquear el programa, lo que lo hace muy eficiente para aplicaciones en tiempo real.</w:t>
+      </w:r>
+    </w:p>
+    <w:p>
+      <w:pPr>
+        <w:pStyle w:val="NormalWeb"/>
+        <w:numPr>
+          <w:ilvl w:val="0"/>
+          <w:numId w:val="1"/>
+        </w:numPr>
+      </w:pPr>
+      <w:r>
+        <w:rPr>
+          <w:b/>
+          <w:bCs/>
+        </w:rPr>
+        <w:t>Ecosistema NPM:</w:t>
+      </w:r>
+      <w:r>
+        <w:t xml:space="preserve"> Incluye </w:t>
+      </w:r>
+      <w:proofErr w:type="spellStart"/>
+      <w:r>
+        <w:rPr>
+          <w:rStyle w:val="CdigoHTML"/>
+        </w:rPr>
+        <w:t>npm</w:t>
+      </w:r>
+      <w:proofErr w:type="spellEnd"/>
+      <w:r>
+        <w:t xml:space="preserve"> (</w:t>
+      </w:r>
+      <w:proofErr w:type="spellStart"/>
+      <w:r>
+        <w:rPr>
+          <w:i/>
+          <w:iCs/>
+        </w:rPr>
+        <w:t>Node</w:t>
+      </w:r>
+      <w:proofErr w:type="spellEnd"/>
+      <w:r>
+        <w:rPr>
+          <w:i/>
+          <w:iCs/>
+        </w:rPr>
+        <w:t xml:space="preserve"> </w:t>
+      </w:r>
+      <w:proofErr w:type="spellStart"/>
+      <w:r>
+        <w:rPr>
+          <w:i/>
+          <w:iCs/>
+        </w:rPr>
+        <w:t>Package</w:t>
+      </w:r>
+      <w:proofErr w:type="spellEnd"/>
+      <w:r>
+        <w:rPr>
+          <w:i/>
+          <w:iCs/>
+        </w:rPr>
+        <w:t xml:space="preserve"> Manager</w:t>
+      </w:r>
+      <w:r>
+        <w:t>), el registro de librerías de software más grande del mundo para instalar módulos de terceros.</w:t>
+      </w:r>
+    </w:p>
+    <w:p>
+      <w:pPr>
+        <w:pStyle w:val="NormalWeb"/>
+      </w:pPr>
+      <w:r>
+        <w:rPr>
+          <w:b/>
+          <w:bCs/>
+        </w:rPr>
+        <w:t>Usos comunes</w:t>
+      </w:r>
+    </w:p>
+    <w:p>
+      <w:pPr>
+        <w:pStyle w:val="NormalWeb"/>
+        <w:numPr>
+          <w:ilvl w:val="0"/>
+          <w:numId w:val="2"/>
+        </w:numPr>
+      </w:pPr>
+      <w:r>
+        <w:t xml:space="preserve">Servicios web y </w:t>
+      </w:r>
+      <w:proofErr w:type="spellStart"/>
+      <w:r>
+        <w:t>APIs</w:t>
+      </w:r>
+      <w:proofErr w:type="spellEnd"/>
+      <w:r>
+        <w:t xml:space="preserve"> </w:t>
+      </w:r>
+      <w:proofErr w:type="spellStart"/>
+      <w:r>
+        <w:t>RESTful</w:t>
+      </w:r>
+      <w:proofErr w:type="spellEnd"/>
+      <w:r>
+        <w:t>.</w:t>
+      </w:r>
+    </w:p>
+    <w:p>
+      <w:pPr>
+        <w:pStyle w:val="NormalWeb"/>
+        <w:numPr>
+          <w:ilvl w:val="0"/>
+          <w:numId w:val="2"/>
+        </w:numPr>
+      </w:pPr>
+      <w:r>
+        <w:t xml:space="preserve">Aplicaciones en tiempo real (chats, juegos multijugador, colaboración en vivo con </w:t>
+      </w:r>
+      <w:proofErr w:type="spellStart"/>
+      <w:r>
+        <w:t>WebSockets</w:t>
+      </w:r>
+      <w:proofErr w:type="spellEnd"/>
+      <w:r>
+        <w:t>).</w:t>
+      </w:r>
+    </w:p>
+    <w:p>
+      <w:pPr>
+        <w:pStyle w:val="NormalWeb"/>
+        <w:numPr>
+          <w:ilvl w:val="0"/>
+          <w:numId w:val="2"/>
+        </w:numPr>
+      </w:pPr>
+      <w:r>
+        <w:t>Herramientas de comandos (CLI) y automatización de tareas.</w:t>
+      </w:r>
+    </w:p>
+    <w:p>
+      <w:pPr>
+        <w:pStyle w:val="NormalWeb"/>
+        <w:numPr>
+          <w:ilvl w:val="0"/>
+          <w:numId w:val="2"/>
+        </w:numPr>
+      </w:pPr>
+      <w:r>
+        <w:t xml:space="preserve">Servidores de desarrollo para </w:t>
+      </w:r>
+      <w:proofErr w:type="spellStart"/>
+      <w:r>
+        <w:t>frameworks</w:t>
+      </w:r>
+      <w:proofErr w:type="spellEnd"/>
+      <w:r>
+        <w:t xml:space="preserve"> </w:t>
+      </w:r>
+      <w:proofErr w:type="spellStart"/>
+      <w:r>
+        <w:t>frontend</w:t>
+      </w:r>
+      <w:proofErr w:type="spellEnd"/>
+      <w:r>
+        <w:t xml:space="preserve"> como </w:t>
+      </w:r>
+      <w:proofErr w:type="spellStart"/>
+      <w:r>
+        <w:t>React</w:t>
+      </w:r>
+      <w:proofErr w:type="spellEnd"/>
+      <w:r>
+        <w:t xml:space="preserve">, Angular o </w:t>
+      </w:r>
+      <w:proofErr w:type="spellStart"/>
+      <w:r>
+        <w:t>Vue</w:t>
+      </w:r>
+      <w:proofErr w:type="spellEnd"/>
+      <w:r>
+        <w:t>.</w:t>
+      </w:r>
+    </w:p>
+    <w:p>
       <w:bookmarkStart w:id="0" w:name="_GoBack"/>
       <w:bookmarkEnd w:id="0"/>
     </w:p>
@@ -185,6 +506,315 @@
     </w:sectPr>
   </w:body>
 </w:document>
+</file>
+
+<file path=word/numbering.xml><?xml version="1.0" encoding="utf-8"?>
+<w:numbering xmlns:wpc="http://schemas.microsoft.com/office/word/2010/wordprocessingCanvas" xmlns:cx="http://schemas.microsoft.com/office/drawing/2014/chartex" xmlns:cx1="http://schemas.microsoft.com/office/drawing/2015/9/8/chartex" xmlns:cx2="http://schemas.microsoft.com/office/drawing/2015/10/21/chartex" xmlns:cx3="http://schemas.microsoft.com/office/drawing/2016/5/9/chartex" xmlns:cx4="http://schemas.microsoft.com/office/drawing/2016/5/10/chartex" xmlns:cx5="http://schemas.microsoft.com/office/drawing/2016/5/11/chartex" xmlns:cx6="http://schemas.microsoft.com/office/drawing/2016/5/12/chartex" xmlns:cx7="http://schemas.microsoft.com/office/drawing/2016/5/13/chartex" xmlns:cx8="http://schemas.microsoft.com/office/drawing/2016/5/14/chartex" xmlns:mc="http://schemas.openxmlformats.org/markup-compatibility/2006" xmlns:aink="http://schemas.microsoft.com/office/drawing/2016/ink" xmlns:am3d="http://schemas.microsoft.com/office/drawing/2017/model3d" xmlns:o="urn:schemas-microsoft-com:office:office" xmlns:r="http://schemas.openxmlformats.org/officeDocument/2006/relationships" xmlns:m="http://schemas.openxmlformats.org/officeDocument/2006/math" xmlns:v="urn:schemas-microsoft-com:vml" xmlns:wp14="http://schemas.microsoft.com/office/word/2010/wordprocessingDrawing" xmlns:wp="http://schemas.openxmlformats.org/drawingml/2006/wordprocessingDrawing" xmlns:w10="urn:schemas-microsoft-com:office:word" xmlns:w="http://schemas.openxmlformats.org/wordprocessingml/2006/main" xmlns:w14="http://schemas.microsoft.com/office/word/2010/wordml" xmlns:w15="http://schemas.microsoft.com/office/word/2012/wordml" xmlns:w16cid="http://schemas.microsoft.com/office/word/2016/wordml/cid" xmlns:w16se="http://schemas.microsoft.com/office/word/2015/wordml/symex" xmlns:wpg="http://schemas.microsoft.com/office/word/2010/wordprocessingGroup" xmlns:wpi="http://schemas.microsoft.com/office/word/2010/wordprocessingInk" xmlns:wne="http://schemas.microsoft.com/office/word/2006/wordml" xmlns:wps="http://schemas.microsoft.com/office/word/2010/wordprocessingShape" mc:Ignorable="w14 w15 w16se w16cid wp14">
+  <w:abstractNum w:abstractNumId="0" w15:restartNumberingAfterBreak="0">
+    <w:nsid w:val="237C091C"/>
+    <w:multiLevelType w:val="multilevel"/>
+    <w:tmpl w:val="75DAC548"/>
+    <w:lvl w:ilvl="0">
+      <w:start w:val="1"/>
+      <w:numFmt w:val="bullet"/>
+      <w:lvlText w:val=""/>
+      <w:lvlJc w:val="left"/>
+      <w:pPr>
+        <w:tabs>
+          <w:tab w:val="num" w:pos="720"/>
+        </w:tabs>
+        <w:ind w:left="720" w:hanging="360"/>
+      </w:pPr>
+      <w:rPr>
+        <w:rFonts w:ascii="Symbol" w:hAnsi="Symbol" w:hint="default"/>
+        <w:sz w:val="20"/>
+      </w:rPr>
+    </w:lvl>
+    <w:lvl w:ilvl="1" w:tentative="1">
+      <w:start w:val="1"/>
+      <w:numFmt w:val="bullet"/>
+      <w:lvlText w:val="o"/>
+      <w:lvlJc w:val="left"/>
+      <w:pPr>
+        <w:tabs>
+          <w:tab w:val="num" w:pos="1440"/>
+        </w:tabs>
+        <w:ind w:left="1440" w:hanging="360"/>
+      </w:pPr>
+      <w:rPr>
+        <w:rFonts w:ascii="Courier New" w:hAnsi="Courier New" w:hint="default"/>
+        <w:sz w:val="20"/>
+      </w:rPr>
+    </w:lvl>
+    <w:lvl w:ilvl="2" w:tentative="1">
+      <w:start w:val="1"/>
+      <w:numFmt w:val="bullet"/>
+      <w:lvlText w:val=""/>
+      <w:lvlJc w:val="left"/>
+      <w:pPr>
+        <w:tabs>
+          <w:tab w:val="num" w:pos="2160"/>
+        </w:tabs>
+        <w:ind w:left="2160" w:hanging="360"/>
+      </w:pPr>
+      <w:rPr>
+        <w:rFonts w:ascii="Wingdings" w:hAnsi="Wingdings" w:hint="default"/>
+        <w:sz w:val="20"/>
+      </w:rPr>
+    </w:lvl>
+    <w:lvl w:ilvl="3" w:tentative="1">
+      <w:start w:val="1"/>
+      <w:numFmt w:val="bullet"/>
+      <w:lvlText w:val=""/>
+      <w:lvlJc w:val="left"/>
+      <w:pPr>
+        <w:tabs>
+          <w:tab w:val="num" w:pos="2880"/>
+        </w:tabs>
+        <w:ind w:left="2880" w:hanging="360"/>
+      </w:pPr>
+      <w:rPr>
+        <w:rFonts w:ascii="Wingdings" w:hAnsi="Wingdings" w:hint="default"/>
+        <w:sz w:val="20"/>
+      </w:rPr>
+    </w:lvl>
+    <w:lvl w:ilvl="4" w:tentative="1">
+      <w:start w:val="1"/>
+      <w:numFmt w:val="bullet"/>
+      <w:lvlText w:val=""/>
+      <w:lvlJc w:val="left"/>
+      <w:pPr>
+        <w:tabs>
+          <w:tab w:val="num" w:pos="3600"/>
+        </w:tabs>
+        <w:ind w:left="3600" w:hanging="360"/>
+      </w:pPr>
+      <w:rPr>
+        <w:rFonts w:ascii="Wingdings" w:hAnsi="Wingdings" w:hint="default"/>
+        <w:sz w:val="20"/>
+      </w:rPr>
+    </w:lvl>
+    <w:lvl w:ilvl="5" w:tentative="1">
+      <w:start w:val="1"/>
+      <w:numFmt w:val="bullet"/>
+      <w:lvlText w:val=""/>
+      <w:lvlJc w:val="left"/>
+      <w:pPr>
+        <w:tabs>
+          <w:tab w:val="num" w:pos="4320"/>
+        </w:tabs>
+        <w:ind w:left="4320" w:hanging="360"/>
+      </w:pPr>
+      <w:rPr>
+        <w:rFonts w:ascii="Wingdings" w:hAnsi="Wingdings" w:hint="default"/>
+        <w:sz w:val="20"/>
+      </w:rPr>
+    </w:lvl>
+    <w:lvl w:ilvl="6" w:tentative="1">
+      <w:start w:val="1"/>
+      <w:numFmt w:val="bullet"/>
+      <w:lvlText w:val=""/>
+      <w:lvlJc w:val="left"/>
+      <w:pPr>
+        <w:tabs>
+          <w:tab w:val="num" w:pos="5040"/>
+        </w:tabs>
+        <w:ind w:left="5040" w:hanging="360"/>
+      </w:pPr>
+      <w:rPr>
+        <w:rFonts w:ascii="Wingdings" w:hAnsi="Wingdings" w:hint="default"/>
+        <w:sz w:val="20"/>
+      </w:rPr>
+    </w:lvl>
+    <w:lvl w:ilvl="7" w:tentative="1">
+      <w:start w:val="1"/>
+      <w:numFmt w:val="bullet"/>
+      <w:lvlText w:val=""/>
+      <w:lvlJc w:val="left"/>
+      <w:pPr>
+        <w:tabs>
+          <w:tab w:val="num" w:pos="5760"/>
+        </w:tabs>
+        <w:ind w:left="5760" w:hanging="360"/>
+      </w:pPr>
+      <w:rPr>
+        <w:rFonts w:ascii="Wingdings" w:hAnsi="Wingdings" w:hint="default"/>
+        <w:sz w:val="20"/>
+      </w:rPr>
+    </w:lvl>
+    <w:lvl w:ilvl="8" w:tentative="1">
+      <w:start w:val="1"/>
+      <w:numFmt w:val="bullet"/>
+      <w:lvlText w:val=""/>
+      <w:lvlJc w:val="left"/>
+      <w:pPr>
+        <w:tabs>
+          <w:tab w:val="num" w:pos="6480"/>
+        </w:tabs>
+        <w:ind w:left="6480" w:hanging="360"/>
+      </w:pPr>
+      <w:rPr>
+        <w:rFonts w:ascii="Wingdings" w:hAnsi="Wingdings" w:hint="default"/>
+        <w:sz w:val="20"/>
+      </w:rPr>
+    </w:lvl>
+  </w:abstractNum>
+  <w:abstractNum w:abstractNumId="1" w15:restartNumberingAfterBreak="0">
+    <w:nsid w:val="6AC3048D"/>
+    <w:multiLevelType w:val="multilevel"/>
+    <w:tmpl w:val="A4EED91C"/>
+    <w:lvl w:ilvl="0">
+      <w:start w:val="1"/>
+      <w:numFmt w:val="bullet"/>
+      <w:lvlText w:val=""/>
+      <w:lvlJc w:val="left"/>
+      <w:pPr>
+        <w:tabs>
+          <w:tab w:val="num" w:pos="720"/>
+        </w:tabs>
+        <w:ind w:left="720" w:hanging="360"/>
+      </w:pPr>
+      <w:rPr>
+        <w:rFonts w:ascii="Symbol" w:hAnsi="Symbol" w:hint="default"/>
+        <w:sz w:val="20"/>
+      </w:rPr>
+    </w:lvl>
+    <w:lvl w:ilvl="1" w:tentative="1">
+      <w:start w:val="1"/>
+      <w:numFmt w:val="bullet"/>
+      <w:lvlText w:val="o"/>
+      <w:lvlJc w:val="left"/>
+      <w:pPr>
+        <w:tabs>
+          <w:tab w:val="num" w:pos="1440"/>
+        </w:tabs>
+        <w:ind w:left="1440" w:hanging="360"/>
+      </w:pPr>
+      <w:rPr>
+        <w:rFonts w:ascii="Courier New" w:hAnsi="Courier New" w:hint="default"/>
+        <w:sz w:val="20"/>
+      </w:rPr>
+    </w:lvl>
+    <w:lvl w:ilvl="2" w:tentative="1">
+      <w:start w:val="1"/>
+      <w:numFmt w:val="bullet"/>
+      <w:lvlText w:val=""/>
+      <w:lvlJc w:val="left"/>
+      <w:pPr>
+        <w:tabs>
+          <w:tab w:val="num" w:pos="2160"/>
+        </w:tabs>
+        <w:ind w:left="2160" w:hanging="360"/>
+      </w:pPr>
+      <w:rPr>
+        <w:rFonts w:ascii="Wingdings" w:hAnsi="Wingdings" w:hint="default"/>
+        <w:sz w:val="20"/>
+      </w:rPr>
+    </w:lvl>
+    <w:lvl w:ilvl="3" w:tentative="1">
+      <w:start w:val="1"/>
+      <w:numFmt w:val="bullet"/>
+      <w:lvlText w:val=""/>
+      <w:lvlJc w:val="left"/>
+      <w:pPr>
+        <w:tabs>
+          <w:tab w:val="num" w:pos="2880"/>
+        </w:tabs>
+        <w:ind w:left="2880" w:hanging="360"/>
+      </w:pPr>
+      <w:rPr>
+        <w:rFonts w:ascii="Wingdings" w:hAnsi="Wingdings" w:hint="default"/>
+        <w:sz w:val="20"/>
+      </w:rPr>
+    </w:lvl>
+    <w:lvl w:ilvl="4" w:tentative="1">
+      <w:start w:val="1"/>
+      <w:numFmt w:val="bullet"/>
+      <w:lvlText w:val=""/>
+      <w:lvlJc w:val="left"/>
+      <w:pPr>
+        <w:tabs>
+          <w:tab w:val="num" w:pos="3600"/>
+        </w:tabs>
+        <w:ind w:left="3600" w:hanging="360"/>
+      </w:pPr>
+      <w:rPr>
+        <w:rFonts w:ascii="Wingdings" w:hAnsi="Wingdings" w:hint="default"/>
+        <w:sz w:val="20"/>
+      </w:rPr>
+    </w:lvl>
+    <w:lvl w:ilvl="5" w:tentative="1">
+      <w:start w:val="1"/>
+      <w:numFmt w:val="bullet"/>
+      <w:lvlText w:val=""/>
+      <w:lvlJc w:val="left"/>
+      <w:pPr>
+        <w:tabs>
+          <w:tab w:val="num" w:pos="4320"/>
+        </w:tabs>
+        <w:ind w:left="4320" w:hanging="360"/>
+      </w:pPr>
+      <w:rPr>
+        <w:rFonts w:ascii="Wingdings" w:hAnsi="Wingdings" w:hint="default"/>
+        <w:sz w:val="20"/>
+      </w:rPr>
+    </w:lvl>
+    <w:lvl w:ilvl="6" w:tentative="1">
+      <w:start w:val="1"/>
+      <w:numFmt w:val="bullet"/>
+      <w:lvlText w:val=""/>
+      <w:lvlJc w:val="left"/>
+      <w:pPr>
+        <w:tabs>
+          <w:tab w:val="num" w:pos="5040"/>
+        </w:tabs>
+        <w:ind w:left="5040" w:hanging="360"/>
+      </w:pPr>
+      <w:rPr>
+        <w:rFonts w:ascii="Wingdings" w:hAnsi="Wingdings" w:hint="default"/>
+        <w:sz w:val="20"/>
+      </w:rPr>
+    </w:lvl>
+    <w:lvl w:ilvl="7" w:tentative="1">
+      <w:start w:val="1"/>
+      <w:numFmt w:val="bullet"/>
+      <w:lvlText w:val=""/>
+      <w:lvlJc w:val="left"/>
+      <w:pPr>
+        <w:tabs>
+          <w:tab w:val="num" w:pos="5760"/>
+        </w:tabs>
+        <w:ind w:left="5760" w:hanging="360"/>
+      </w:pPr>
+      <w:rPr>
+        <w:rFonts w:ascii="Wingdings" w:hAnsi="Wingdings" w:hint="default"/>
+        <w:sz w:val="20"/>
+      </w:rPr>
+    </w:lvl>
+    <w:lvl w:ilvl="8" w:tentative="1">
+      <w:start w:val="1"/>
+      <w:numFmt w:val="bullet"/>
+      <w:lvlText w:val=""/>
+      <w:lvlJc w:val="left"/>
+      <w:pPr>
+        <w:tabs>
+          <w:tab w:val="num" w:pos="6480"/>
+        </w:tabs>
+        <w:ind w:left="6480" w:hanging="360"/>
+      </w:pPr>
+      <w:rPr>
+        <w:rFonts w:ascii="Wingdings" w:hAnsi="Wingdings" w:hint="default"/>
+        <w:sz w:val="20"/>
+      </w:rPr>
+    </w:lvl>
+  </w:abstractNum>
+  <w:num w:numId="1">
+    <w:abstractNumId w:val="0"/>
+  </w:num>
+  <w:num w:numId="2">
+    <w:abstractNumId w:val="1"/>
+  </w:num>
+</w:numbering>
 </file>
 
 <file path=word/styles.xml><?xml version="1.0" encoding="utf-8"?>
@@ -612,6 +1242,36 @@
     <w:semiHidden/>
     <w:unhideWhenUsed/>
   </w:style>
+  <w:style w:type="paragraph" w:styleId="NormalWeb">
+    <w:name w:val="Normal (Web)"/>
+    <w:basedOn w:val="Normal"/>
+    <w:uiPriority w:val="99"/>
+    <w:semiHidden/>
+    <w:unhideWhenUsed/>
+    <w:rsid w:val="00AA3280"/>
+    <w:pPr>
+      <w:spacing w:before="100" w:beforeAutospacing="1" w:after="100" w:afterAutospacing="1" w:line="240" w:lineRule="auto"/>
+    </w:pPr>
+    <w:rPr>
+      <w:rFonts w:ascii="Times New Roman" w:eastAsia="Times New Roman" w:hAnsi="Times New Roman" w:cs="Times New Roman"/>
+      <w:sz w:val="24"/>
+      <w:szCs w:val="24"/>
+      <w:lang w:eastAsia="es-CO"/>
+    </w:rPr>
+  </w:style>
+  <w:style w:type="character" w:styleId="CdigoHTML">
+    <w:name w:val="HTML Code"/>
+    <w:basedOn w:val="Fuentedeprrafopredeter"/>
+    <w:uiPriority w:val="99"/>
+    <w:semiHidden/>
+    <w:unhideWhenUsed/>
+    <w:rsid w:val="00AA3280"/>
+    <w:rPr>
+      <w:rFonts w:ascii="Courier New" w:eastAsia="Times New Roman" w:hAnsi="Courier New" w:cs="Courier New"/>
+      <w:sz w:val="20"/>
+      <w:szCs w:val="20"/>
+    </w:rPr>
+  </w:style>
 </w:styles>
 </file>
 
